--- a/Дисперсия доклад+презентация/РАСКАДРОВКА_Доклад_Дисперсия_Волков_Евгений.docx
+++ b/Дисперсия доклад+презентация/РАСКАДРОВКА_Доклад_Дисперсия_Волков_Евгений.docx
@@ -4876,74 +4876,7 @@
         </w:rPr>
       </w:pPr>
       <w:r>
-        <w:rPr>
-          <w:rtl w:val="0"/>
-          <w:lang w:val="en-US"/>
-        </w:rPr>
-        <w:t>• ПВМЭ</w:t>
-      </w:r>
-      <w:r>
-        <w:rPr>
-          <w:rtl w:val="0"/>
-          <w:lang w:val="en-US"/>
-        </w:rPr>
-        <w:t xml:space="preserve">, </w:t>
-      </w:r>
-      <w:r>
-        <w:rPr>
-          <w:rtl w:val="0"/>
-          <w:lang w:val="en-US"/>
-        </w:rPr>
-        <w:t>ПВК</w:t>
-      </w:r>
-      <w:r>
-        <w:rPr>
-          <w:rtl w:val="0"/>
-          <w:lang w:val="en-US"/>
-        </w:rPr>
-        <w:t xml:space="preserve">, </w:t>
-      </w:r>
-      <w:r>
-        <w:rPr>
-          <w:rtl w:val="0"/>
-          <w:lang w:val="en-US"/>
-        </w:rPr>
-        <w:t>ПВП — полимеры</w:t>
-      </w:r>
-      <w:r>
-        <w:rPr>
-          <w:rtl w:val="0"/>
-          <w:lang w:val="en-US"/>
-        </w:rPr>
-        <w:t xml:space="preserve">, </w:t>
-      </w:r>
-      <w:r>
-        <w:rPr>
-          <w:rtl w:val="0"/>
-          <w:lang w:val="en-US"/>
-        </w:rPr>
-        <w:t>которые при одной температуре смешиваются с водой</w:t>
-      </w:r>
-      <w:r>
-        <w:rPr>
-          <w:rtl w:val="0"/>
-          <w:lang w:val="en-US"/>
-        </w:rPr>
-        <w:t xml:space="preserve">, </w:t>
-      </w:r>
-      <w:r>
-        <w:rPr>
-          <w:rtl w:val="0"/>
-          <w:lang w:val="en-US"/>
-        </w:rPr>
-        <w:t>а при другой — расслаиваются</w:t>
-      </w:r>
-      <w:r>
-        <w:rPr>
-          <w:rtl w:val="0"/>
-          <w:lang w:val="en-US"/>
-        </w:rPr>
-        <w:t>.</w:t>
+        <w:t>• ПВМЭ (поливинилметиловый эфир), ПВК (поливинилкарбазол), ПВП (поливинилпирролидон) — полимеры, которые при одной температуре смешиваются с водой, а при другой — расслаиваются.</w:t>
       </w:r>
     </w:p>
     <w:p>
